--- a/downloads/documents/05 Materials/Unit 02/Slides/Slides 02.02 - Traits, Strengths, and Interests.docx
+++ b/downloads/documents/05 Materials/Unit 02/Slides/Slides 02.02 - Traits, Strengths, and Interests.docx
@@ -1627,7 +1627,7 @@
     <w:sectPr>
       <w:headerReference w:type="default" r:id="rId9"/>
       <w:pgSz w:w="12240" w:h="15840"/>
-      <w:pgMar w:top="1440" w:bottom="1440" w:left="1440" w:right="1440" w:header="504"/>
+      <w:pgMar w:top="1296" w:bottom="1296" w:left="1296" w:right="1296" w:header="504"/>
     </w:sectPr>
   </w:body>
 </w:document>

--- a/downloads/documents/05 Materials/Unit 02/Slides/Slides 02.02 - Traits, Strengths, and Interests.docx
+++ b/downloads/documents/05 Materials/Unit 02/Slides/Slides 02.02 - Traits, Strengths, and Interests.docx
@@ -225,7 +225,7 @@
         <w:t xml:space="preserve"> </w:t>
       </w:r>
       <w:r>
-        <w:t xml:space="preserve">Notes: Students copy the three definitions onto the handout header.</w:t>
+        <w:t xml:space="preserve">Notes: The three definitions are printed in the table at the top of the handout. Students read them there and mark the example that surprises them.</w:t>
       </w:r>
     </w:p>
     <w:p>
@@ -1023,7 +1023,7 @@
         <w:pStyle w:val="Compact"/>
       </w:pPr>
       <w:r>
-        <w:t xml:space="preserve">Answer for the you of today</w:t>
+        <w:t xml:space="preserve">Answer as you really are today</w:t>
       </w:r>
     </w:p>
     <w:p>
@@ -1035,7 +1035,7 @@
         <w:pStyle w:val="Compact"/>
       </w:pPr>
       <w:r>
-        <w:t xml:space="preserve">Not the you that would look good</w:t>
+        <w:t xml:space="preserve">Not as the person you wish you were</w:t>
       </w:r>
     </w:p>
     <w:p>
@@ -1047,7 +1047,7 @@
         <w:pStyle w:val="Compact"/>
       </w:pPr>
       <w:r>
-        <w:t xml:space="preserve">Not your friend</w:t>
+        <w:t xml:space="preserve">Not for a friend</w:t>
       </w:r>
     </w:p>
     <w:p>
